--- a/Concept_Note_AdventureWorks_Bike_Buyer_Propensity.docx
+++ b/Concept_Note_AdventureWorks_Bike_Buyer_Propensity.docx
@@ -4317,6 +4317,34 @@
           </w:p>
         </w:tc>
       </w:tr>
+      <w:tr>
+        <w:tc>
+          <w:tcPr>
+            <w:tcW w:type="dxa" w:w="2304"/>
+          </w:tcPr>
+          <w:p>
+            <w:r>
+              <w:rPr>
+                <w:sz w:val="18"/>
+              </w:rPr>
+              <w:t>Code repository</w:t>
+            </w:r>
+          </w:p>
+        </w:tc>
+        <w:tc>
+          <w:tcPr>
+            <w:tcW w:type="dxa" w:w="6768"/>
+          </w:tcPr>
+          <w:p>
+            <w:r>
+              <w:rPr>
+                <w:sz w:val="18"/>
+              </w:rPr>
+              <w:t>https://github.com/SangithaV2024BC26670/amldl-assignment2-bike-buyer</w:t>
+            </w:r>
+          </w:p>
+        </w:tc>
+      </w:tr>
     </w:tbl>
     <w:p>
       <w:pPr>

--- a/Concept_Note_AdventureWorks_Bike_Buyer_Propensity.docx
+++ b/Concept_Note_AdventureWorks_Bike_Buyer_Propensity.docx
@@ -4340,7 +4340,7 @@
               <w:rPr>
                 <w:sz w:val="18"/>
               </w:rPr>
-              <w:t>https://github.com/SangithaV2024BC26670/amldl-assignment2-bike-buyer</w:t>
+              <w:t>https://github.com/SangithaV2024BC26670/amldl-assignment-2</w:t>
             </w:r>
           </w:p>
         </w:tc>
